--- a/rt/rt2.docx
+++ b/rt/rt2.docx
@@ -6,6 +6,7 @@
       <w:pPr>
         <w:shd w:val="clear" w:color="auto" w:fill="FFFFFF"/>
         <w:spacing w:before="100" w:beforeAutospacing="1" w:after="240" w:line="510" w:lineRule="atLeast"/>
+        <w:ind w:firstLine="708"/>
         <w:outlineLvl w:val="0"/>
         <w:rPr>
           <w:rFonts w:ascii="Segoe UI" w:eastAsia="Times New Roman" w:hAnsi="Segoe UI" w:cs="Segoe UI"/>
@@ -288,7 +289,7 @@
         <w:rPr>
           <w:rFonts w:ascii="Segoe UI" w:eastAsia="Times New Roman" w:hAnsi="Segoe UI" w:cs="Segoe UI"/>
           <w:color w:val="0F1115"/>
-          <w:lang w:val="en-US" w:eastAsia="ru-RU"/>
+          <w:lang w:eastAsia="ru-RU"/>
         </w:rPr>
       </w:pPr>
       <w:r>
@@ -2739,7 +2740,7 @@
         <w:rPr>
           <w:rFonts w:ascii="Segoe UI" w:eastAsia="Times New Roman" w:hAnsi="Segoe UI" w:cs="Segoe UI"/>
           <w:color w:val="0F1115"/>
-          <w:lang w:val="en-US" w:eastAsia="ru-RU"/>
+          <w:lang w:eastAsia="ru-RU"/>
         </w:rPr>
       </w:pPr>
       <w:r>
@@ -2766,7 +2767,15 @@
           <w:color w:val="0F1115"/>
           <w:lang w:val="en-US" w:eastAsia="ru-RU"/>
         </w:rPr>
-        <w:t>Python 3.10.11</w:t>
+        <w:t>Python</w:t>
+      </w:r>
+      <w:r>
+        <w:rPr>
+          <w:rFonts w:ascii="Segoe UI" w:eastAsia="Times New Roman" w:hAnsi="Segoe UI" w:cs="Segoe UI"/>
+          <w:color w:val="0F1115"/>
+          <w:lang w:eastAsia="ru-RU"/>
+        </w:rPr>
+        <w:t xml:space="preserve"> 3.10.11</w:t>
       </w:r>
     </w:p>
     <w:p>
@@ -17335,7 +17344,7 @@
           <w:color w:val="0F1115"/>
           <w:sz w:val="33"/>
           <w:szCs w:val="33"/>
-          <w:lang w:val="en-US" w:eastAsia="ru-RU"/>
+          <w:lang w:eastAsia="ru-RU"/>
         </w:rPr>
       </w:pPr>
       <w:r>
@@ -17996,30 +18005,18 @@
           <w:color w:val="0F1115"/>
           <w:sz w:val="20"/>
           <w:szCs w:val="20"/>
-          <w:lang w:eastAsia="ru-RU"/>
-        </w:rPr>
-      </w:pPr>
-      <w:proofErr w:type="spellStart"/>
-      <w:r>
-        <w:rPr>
-          <w:rFonts w:ascii="Consolas" w:eastAsia="Times New Roman" w:hAnsi="Consolas" w:cs="Courier New"/>
-          <w:color w:val="0F1115"/>
-          <w:sz w:val="20"/>
-          <w:szCs w:val="20"/>
-          <w:lang w:eastAsia="ru-RU"/>
-        </w:rPr>
-        <w:t>pip</w:t>
-      </w:r>
-      <w:proofErr w:type="spellEnd"/>
-      <w:r>
-        <w:rPr>
-          <w:rFonts w:ascii="Consolas" w:eastAsia="Times New Roman" w:hAnsi="Consolas" w:cs="Courier New"/>
-          <w:color w:val="0F1115"/>
-          <w:sz w:val="20"/>
-          <w:szCs w:val="20"/>
-          <w:lang w:eastAsia="ru-RU"/>
-        </w:rPr>
-        <w:t xml:space="preserve">        26.2.1</w:t>
+          <w:lang w:val="en-US" w:eastAsia="ru-RU"/>
+        </w:rPr>
+      </w:pPr>
+      <w:r>
+        <w:rPr>
+          <w:rFonts w:ascii="Consolas" w:eastAsia="Times New Roman" w:hAnsi="Consolas" w:cs="Courier New"/>
+          <w:color w:val="0F1115"/>
+          <w:sz w:val="20"/>
+          <w:szCs w:val="20"/>
+          <w:lang w:val="en-US" w:eastAsia="ru-RU"/>
+        </w:rPr>
+        <w:t>pip        26.2.1</w:t>
       </w:r>
     </w:p>
     <w:p>
@@ -18030,16 +18027,16 @@
           <w:color w:val="0F1115"/>
           <w:sz w:val="20"/>
           <w:szCs w:val="20"/>
-          <w:lang w:eastAsia="ru-RU"/>
-        </w:rPr>
-      </w:pPr>
-      <w:r>
-        <w:rPr>
-          <w:rFonts w:ascii="Consolas" w:eastAsia="Times New Roman" w:hAnsi="Consolas" w:cs="Courier New"/>
-          <w:color w:val="0F1115"/>
-          <w:sz w:val="20"/>
-          <w:szCs w:val="20"/>
-          <w:lang w:eastAsia="ru-RU"/>
+          <w:lang w:val="en-US" w:eastAsia="ru-RU"/>
+        </w:rPr>
+      </w:pPr>
+      <w:r>
+        <w:rPr>
+          <w:rFonts w:ascii="Consolas" w:eastAsia="Times New Roman" w:hAnsi="Consolas" w:cs="Courier New"/>
+          <w:color w:val="0F1115"/>
+          <w:sz w:val="20"/>
+          <w:szCs w:val="20"/>
+          <w:lang w:val="en-US" w:eastAsia="ru-RU"/>
         </w:rPr>
         <w:t>PyQt5      5.15.10</w:t>
       </w:r>
@@ -18052,31 +18049,19 @@
           <w:color w:val="0F1115"/>
           <w:sz w:val="20"/>
           <w:szCs w:val="20"/>
-          <w:lang w:eastAsia="ru-RU"/>
-        </w:rPr>
-      </w:pPr>
-      <w:r>
-        <w:rPr>
-          <w:rFonts w:ascii="Consolas" w:eastAsia="Times New Roman" w:hAnsi="Consolas" w:cs="Courier New"/>
-          <w:color w:val="0F1115"/>
-          <w:sz w:val="20"/>
-          <w:szCs w:val="20"/>
-          <w:lang w:eastAsia="ru-RU"/>
-        </w:rPr>
-        <w:t>PyQt5-Qt</w:t>
-      </w:r>
-      <w:proofErr w:type="gramStart"/>
-      <w:r>
-        <w:rPr>
-          <w:rFonts w:ascii="Consolas" w:eastAsia="Times New Roman" w:hAnsi="Consolas" w:cs="Courier New"/>
-          <w:color w:val="0F1115"/>
-          <w:sz w:val="20"/>
-          <w:szCs w:val="20"/>
-          <w:lang w:eastAsia="ru-RU"/>
-        </w:rPr>
-        <w:t>5  5.15.2</w:t>
-      </w:r>
-      <w:proofErr w:type="gramEnd"/>
+          <w:lang w:val="en-US" w:eastAsia="ru-RU"/>
+        </w:rPr>
+      </w:pPr>
+      <w:r>
+        <w:rPr>
+          <w:rFonts w:ascii="Consolas" w:eastAsia="Times New Roman" w:hAnsi="Consolas" w:cs="Courier New"/>
+          <w:color w:val="0F1115"/>
+          <w:sz w:val="20"/>
+          <w:szCs w:val="20"/>
+          <w:lang w:val="en-US" w:eastAsia="ru-RU"/>
+        </w:rPr>
+        <w:t>PyQt5-Qt5  5.15.2</w:t>
+      </w:r>
     </w:p>
     <w:p>
       <w:pPr>
@@ -18086,71 +18071,37 @@
           <w:color w:val="0F1115"/>
           <w:sz w:val="20"/>
           <w:szCs w:val="20"/>
-          <w:lang w:eastAsia="ru-RU"/>
-        </w:rPr>
-      </w:pPr>
-      <w:r>
-        <w:rPr>
-          <w:rFonts w:ascii="Consolas" w:eastAsia="Times New Roman" w:hAnsi="Consolas" w:cs="Courier New"/>
-          <w:color w:val="0F1115"/>
-          <w:sz w:val="20"/>
-          <w:szCs w:val="20"/>
-          <w:lang w:eastAsia="ru-RU"/>
-        </w:rPr>
-        <w:t>PyQt5-</w:t>
-      </w:r>
-      <w:proofErr w:type="gramStart"/>
-      <w:r>
-        <w:rPr>
-          <w:rFonts w:ascii="Consolas" w:eastAsia="Times New Roman" w:hAnsi="Consolas" w:cs="Courier New"/>
-          <w:color w:val="0F1115"/>
-          <w:sz w:val="20"/>
-          <w:szCs w:val="20"/>
-          <w:lang w:eastAsia="ru-RU"/>
-        </w:rPr>
-        <w:t>sip  12.13.0</w:t>
-      </w:r>
-      <w:proofErr w:type="gramEnd"/>
+          <w:lang w:val="en-US" w:eastAsia="ru-RU"/>
+        </w:rPr>
+      </w:pPr>
+      <w:r>
+        <w:rPr>
+          <w:rFonts w:ascii="Consolas" w:eastAsia="Times New Roman" w:hAnsi="Consolas" w:cs="Courier New"/>
+          <w:color w:val="0F1115"/>
+          <w:sz w:val="20"/>
+          <w:szCs w:val="20"/>
+          <w:lang w:val="en-US" w:eastAsia="ru-RU"/>
+        </w:rPr>
+        <w:t>PyQt5-sip  12.13.0</w:t>
+      </w:r>
     </w:p>
     <w:p>
       <w:pPr>
         <w:spacing w:before="480" w:after="480" w:line="240" w:lineRule="auto"/>
         <w:rPr>
           <w:rFonts w:ascii="Times New Roman" w:eastAsia="Times New Roman" w:hAnsi="Times New Roman" w:cs="Times New Roman"/>
-          <w:lang w:eastAsia="ru-RU"/>
-        </w:rPr>
-      </w:pPr>
-      <w:proofErr w:type="spellStart"/>
-      <w:r>
-        <w:rPr>
-          <w:rFonts w:ascii="Consolas" w:eastAsia="Times New Roman" w:hAnsi="Consolas" w:cs="Courier New"/>
-          <w:color w:val="0F1115"/>
-          <w:sz w:val="20"/>
-          <w:szCs w:val="20"/>
-          <w:lang w:eastAsia="ru-RU"/>
-        </w:rPr>
-        <w:t>setuptools</w:t>
-      </w:r>
-      <w:proofErr w:type="spellEnd"/>
-      <w:r>
-        <w:rPr>
-          <w:rFonts w:ascii="Consolas" w:eastAsia="Times New Roman" w:hAnsi="Consolas" w:cs="Courier New"/>
-          <w:color w:val="0F1115"/>
-          <w:sz w:val="20"/>
-          <w:szCs w:val="20"/>
-          <w:lang w:eastAsia="ru-RU"/>
-        </w:rPr>
-        <w:t xml:space="preserve"> 65.5.0</w:t>
-      </w:r>
-      <w:r>
-        <w:rPr>
-          <w:rFonts w:ascii="Consolas" w:eastAsia="Times New Roman" w:hAnsi="Consolas" w:cs="Courier New"/>
-          <w:color w:val="0F1115"/>
-          <w:sz w:val="20"/>
-          <w:szCs w:val="20"/>
-          <w:lang w:eastAsia="ru-RU"/>
-        </w:rPr>
-        <w:t xml:space="preserve"> </w:t>
+          <w:lang w:val="en-US" w:eastAsia="ru-RU"/>
+        </w:rPr>
+      </w:pPr>
+      <w:r>
+        <w:rPr>
+          <w:rFonts w:ascii="Consolas" w:eastAsia="Times New Roman" w:hAnsi="Consolas" w:cs="Courier New"/>
+          <w:color w:val="0F1115"/>
+          <w:sz w:val="20"/>
+          <w:szCs w:val="20"/>
+          <w:lang w:val="en-US" w:eastAsia="ru-RU"/>
+        </w:rPr>
+        <w:t xml:space="preserve">setuptools 65.5.0 </w:t>
       </w:r>
       <w:r>
         <w:rPr>
@@ -22760,16 +22711,16 @@
           <w:color w:val="0F1115"/>
           <w:sz w:val="20"/>
           <w:szCs w:val="20"/>
-          <w:lang w:eastAsia="ru-RU"/>
-        </w:rPr>
-      </w:pPr>
-      <w:r>
-        <w:rPr>
-          <w:rFonts w:ascii="Consolas" w:eastAsia="Times New Roman" w:hAnsi="Consolas" w:cs="Courier New"/>
-          <w:color w:val="0F1115"/>
-          <w:sz w:val="20"/>
-          <w:szCs w:val="20"/>
-          <w:lang w:eastAsia="ru-RU"/>
+          <w:lang w:val="en-US" w:eastAsia="ru-RU"/>
+        </w:rPr>
+      </w:pPr>
+      <w:r>
+        <w:rPr>
+          <w:rFonts w:ascii="Consolas" w:eastAsia="Times New Roman" w:hAnsi="Consolas" w:cs="Courier New"/>
+          <w:color w:val="0F1115"/>
+          <w:sz w:val="20"/>
+          <w:szCs w:val="20"/>
+          <w:lang w:val="en-US" w:eastAsia="ru-RU"/>
         </w:rPr>
         <w:t>i18n.commitencoding=utf-8</w:t>
       </w:r>
@@ -22779,16 +22730,16 @@
         <w:spacing w:before="480" w:after="480" w:line="240" w:lineRule="auto"/>
         <w:rPr>
           <w:rFonts w:ascii="Times New Roman" w:eastAsia="Times New Roman" w:hAnsi="Times New Roman" w:cs="Times New Roman"/>
-          <w:lang w:eastAsia="ru-RU"/>
-        </w:rPr>
-      </w:pPr>
-      <w:r>
-        <w:rPr>
-          <w:rFonts w:ascii="Consolas" w:eastAsia="Times New Roman" w:hAnsi="Consolas" w:cs="Courier New"/>
-          <w:color w:val="0F1115"/>
-          <w:sz w:val="20"/>
-          <w:szCs w:val="20"/>
-          <w:lang w:eastAsia="ru-RU"/>
+          <w:lang w:val="en-US" w:eastAsia="ru-RU"/>
+        </w:rPr>
+      </w:pPr>
+      <w:r>
+        <w:rPr>
+          <w:rFonts w:ascii="Consolas" w:eastAsia="Times New Roman" w:hAnsi="Consolas" w:cs="Courier New"/>
+          <w:color w:val="0F1115"/>
+          <w:sz w:val="20"/>
+          <w:szCs w:val="20"/>
+          <w:lang w:val="en-US" w:eastAsia="ru-RU"/>
         </w:rPr>
         <w:t>i18n.logoutputencoding=utf-8</w:t>
       </w:r>
@@ -24609,43 +24560,32 @@
         </w:rPr>
         <w:t> </w:t>
       </w:r>
-      <w:hyperlink r:id="rId12" w:history="1">
-        <w:r>
-          <w:rPr>
-            <w:rStyle w:val="a4"/>
-            <w:lang w:val="en-US"/>
-          </w:rPr>
-          <w:t>Ivan3414</w:t>
-        </w:r>
-        <w:r>
-          <w:rPr>
-            <w:rStyle w:val="a4"/>
-            <w:lang w:val="en-US"/>
-          </w:rPr>
-          <w:t>1</w:t>
-        </w:r>
-        <w:r>
-          <w:rPr>
-            <w:rStyle w:val="a4"/>
-            <w:lang w:val="en-US"/>
-          </w:rPr>
-          <w:t>414/up02-</w:t>
-        </w:r>
-        <w:r>
-          <w:rPr>
-            <w:rStyle w:val="a4"/>
-            <w:lang w:val="en-US"/>
-          </w:rPr>
-          <w:t>p</w:t>
-        </w:r>
-        <w:r>
-          <w:rPr>
-            <w:rStyle w:val="a4"/>
-            <w:lang w:val="en-US"/>
-          </w:rPr>
-          <w:t>roject--</w:t>
-        </w:r>
-      </w:hyperlink>
+      <w:r>
+        <w:fldChar w:fldCharType="begin"/>
+      </w:r>
+      <w:r>
+        <w:rPr>
+          <w:lang w:val="en-US"/>
+        </w:rPr>
+        <w:instrText xml:space="preserve"> HYPERLINK "https://github.com/Ivan34141414/up02-project--" </w:instrText>
+      </w:r>
+      <w:r>
+        <w:fldChar w:fldCharType="separate"/>
+      </w:r>
+      <w:r>
+        <w:rPr>
+          <w:rStyle w:val="a4"/>
+          <w:lang w:val="en-US"/>
+        </w:rPr>
+        <w:t>Ivan34141414/up02-project--</w:t>
+      </w:r>
+      <w:r>
+        <w:rPr>
+          <w:rStyle w:val="a4"/>
+          <w:lang w:val="en-US"/>
+        </w:rPr>
+        <w:fldChar w:fldCharType="end"/>
+      </w:r>
     </w:p>
     <w:p>
       <w:pPr>
@@ -24799,7 +24739,7 @@
           <w:color w:val="0F1115"/>
           <w:sz w:val="30"/>
           <w:szCs w:val="30"/>
-          <w:lang w:val="en-US" w:eastAsia="ru-RU"/>
+          <w:lang w:eastAsia="ru-RU"/>
         </w:rPr>
       </w:pPr>
       <w:r>
@@ -27770,30 +27710,18 @@
           <w:color w:val="0F1115"/>
           <w:sz w:val="20"/>
           <w:szCs w:val="20"/>
-          <w:lang w:eastAsia="ru-RU"/>
-        </w:rPr>
-      </w:pPr>
-      <w:proofErr w:type="spellStart"/>
-      <w:r>
-        <w:rPr>
-          <w:rFonts w:ascii="Consolas" w:eastAsia="Times New Roman" w:hAnsi="Consolas" w:cs="Courier New"/>
-          <w:color w:val="0F1115"/>
-          <w:sz w:val="20"/>
-          <w:szCs w:val="20"/>
-          <w:lang w:eastAsia="ru-RU"/>
-        </w:rPr>
-        <w:t>venv</w:t>
-      </w:r>
-      <w:proofErr w:type="spellEnd"/>
-      <w:r>
-        <w:rPr>
-          <w:rFonts w:ascii="Consolas" w:eastAsia="Times New Roman" w:hAnsi="Consolas" w:cs="Courier New"/>
-          <w:color w:val="0F1115"/>
-          <w:sz w:val="20"/>
-          <w:szCs w:val="20"/>
-          <w:lang w:eastAsia="ru-RU"/>
-        </w:rPr>
-        <w:t>/</w:t>
+          <w:lang w:val="en-US" w:eastAsia="ru-RU"/>
+        </w:rPr>
+      </w:pPr>
+      <w:r>
+        <w:rPr>
+          <w:rFonts w:ascii="Consolas" w:eastAsia="Times New Roman" w:hAnsi="Consolas" w:cs="Courier New"/>
+          <w:color w:val="0F1115"/>
+          <w:sz w:val="20"/>
+          <w:szCs w:val="20"/>
+          <w:lang w:val="en-US" w:eastAsia="ru-RU"/>
+        </w:rPr>
+        <w:t>venv/</w:t>
       </w:r>
     </w:p>
     <w:p>
@@ -28792,7 +28720,7 @@
           <w:color w:val="0F1115"/>
           <w:sz w:val="20"/>
           <w:szCs w:val="20"/>
-          <w:lang w:eastAsia="ru-RU"/>
+          <w:lang w:val="en-US" w:eastAsia="ru-RU"/>
         </w:rPr>
       </w:pPr>
       <w:proofErr w:type="spellStart"/>
@@ -28802,7 +28730,7 @@
           <w:color w:val="0F1115"/>
           <w:sz w:val="20"/>
           <w:szCs w:val="20"/>
-          <w:lang w:eastAsia="ru-RU"/>
+          <w:lang w:val="en-US" w:eastAsia="ru-RU"/>
         </w:rPr>
         <w:t>git</w:t>
       </w:r>
@@ -28813,11 +28741,10 @@
           <w:color w:val="0F1115"/>
           <w:sz w:val="20"/>
           <w:szCs w:val="20"/>
-          <w:lang w:eastAsia="ru-RU"/>
+          <w:lang w:val="en-US" w:eastAsia="ru-RU"/>
         </w:rPr>
         <w:t xml:space="preserve"> </w:t>
       </w:r>
-      <w:proofErr w:type="spellStart"/>
       <w:proofErr w:type="gramStart"/>
       <w:r>
         <w:rPr>
@@ -28825,20 +28752,9 @@
           <w:color w:val="0F1115"/>
           <w:sz w:val="20"/>
           <w:szCs w:val="20"/>
-          <w:lang w:eastAsia="ru-RU"/>
-        </w:rPr>
-        <w:t>add</w:t>
-      </w:r>
-      <w:proofErr w:type="spellEnd"/>
-      <w:r>
-        <w:rPr>
-          <w:rFonts w:ascii="Consolas" w:eastAsia="Times New Roman" w:hAnsi="Consolas" w:cs="Courier New"/>
-          <w:color w:val="0F1115"/>
-          <w:sz w:val="20"/>
-          <w:szCs w:val="20"/>
-          <w:lang w:eastAsia="ru-RU"/>
-        </w:rPr>
-        <w:t xml:space="preserve"> .</w:t>
+          <w:lang w:val="en-US" w:eastAsia="ru-RU"/>
+        </w:rPr>
+        <w:t>add .</w:t>
       </w:r>
       <w:proofErr w:type="gramEnd"/>
     </w:p>
@@ -28872,15 +28788,27 @@
           <w:lang w:val="en-US" w:eastAsia="ru-RU"/>
         </w:rPr>
       </w:pPr>
-      <w:r>
-        <w:rPr>
-          <w:rFonts w:ascii="Consolas" w:eastAsia="Times New Roman" w:hAnsi="Consolas" w:cs="Courier New"/>
-          <w:color w:val="0F1115"/>
-          <w:sz w:val="20"/>
-          <w:szCs w:val="20"/>
-          <w:lang w:val="en-US" w:eastAsia="ru-RU"/>
-        </w:rPr>
-        <w:t>git commit -m "</w:t>
+      <w:proofErr w:type="spellStart"/>
+      <w:r>
+        <w:rPr>
+          <w:rFonts w:ascii="Consolas" w:eastAsia="Times New Roman" w:hAnsi="Consolas" w:cs="Courier New"/>
+          <w:color w:val="0F1115"/>
+          <w:sz w:val="20"/>
+          <w:szCs w:val="20"/>
+          <w:lang w:val="en-US" w:eastAsia="ru-RU"/>
+        </w:rPr>
+        <w:t>git</w:t>
+      </w:r>
+      <w:proofErr w:type="spellEnd"/>
+      <w:r>
+        <w:rPr>
+          <w:rFonts w:ascii="Consolas" w:eastAsia="Times New Roman" w:hAnsi="Consolas" w:cs="Courier New"/>
+          <w:color w:val="0F1115"/>
+          <w:sz w:val="20"/>
+          <w:szCs w:val="20"/>
+          <w:lang w:val="en-US" w:eastAsia="ru-RU"/>
+        </w:rPr>
+        <w:t xml:space="preserve"> commit -m "</w:t>
       </w:r>
       <w:r>
         <w:rPr>
@@ -29950,7 +29878,7 @@
           <w:color w:val="0F1115"/>
           <w:sz w:val="20"/>
           <w:szCs w:val="20"/>
-          <w:lang w:eastAsia="ru-RU"/>
+          <w:lang w:val="en-US" w:eastAsia="ru-RU"/>
         </w:rPr>
       </w:pPr>
       <w:proofErr w:type="gramStart"/>
@@ -29981,31 +29909,9 @@
           <w:color w:val="0F1115"/>
           <w:sz w:val="20"/>
           <w:szCs w:val="20"/>
-          <w:lang w:eastAsia="ru-RU"/>
-        </w:rPr>
-        <w:t>(</w:t>
-      </w:r>
-      <w:proofErr w:type="spellStart"/>
-      <w:r>
-        <w:rPr>
-          <w:rFonts w:ascii="Consolas" w:eastAsia="Times New Roman" w:hAnsi="Consolas" w:cs="Courier New"/>
-          <w:color w:val="0F1115"/>
-          <w:sz w:val="20"/>
-          <w:szCs w:val="20"/>
-          <w:lang w:eastAsia="ru-RU"/>
-        </w:rPr>
-        <w:t>push</w:t>
-      </w:r>
-      <w:proofErr w:type="spellEnd"/>
-      <w:r>
-        <w:rPr>
-          <w:rFonts w:ascii="Consolas" w:eastAsia="Times New Roman" w:hAnsi="Consolas" w:cs="Courier New"/>
-          <w:color w:val="0F1115"/>
-          <w:sz w:val="20"/>
-          <w:szCs w:val="20"/>
-          <w:lang w:eastAsia="ru-RU"/>
-        </w:rPr>
-        <w:t>)</w:t>
+          <w:lang w:val="en-US" w:eastAsia="ru-RU"/>
+        </w:rPr>
+        <w:t>(push)</w:t>
       </w:r>
     </w:p>
     <w:p>
@@ -30406,8 +30312,6 @@
         </w:rPr>
         <w:t>-</w:t>
       </w:r>
-      <w:bookmarkStart w:id="0" w:name="_GoBack"/>
-      <w:bookmarkEnd w:id="0"/>
     </w:p>
     <w:p>
       <w:pPr>
@@ -30442,6 +30346,8 @@
           <w:lang w:val="en-US" w:eastAsia="ru-RU"/>
         </w:rPr>
       </w:pPr>
+      <w:bookmarkStart w:id="0" w:name="_GoBack"/>
+      <w:bookmarkEnd w:id="0"/>
       <w:r>
         <w:rPr>
           <w:rFonts w:ascii="Segoe UI" w:eastAsia="Times New Roman" w:hAnsi="Segoe UI" w:cs="Segoe UI"/>
@@ -34537,7 +34443,7 @@
           <w:color w:val="0F1115"/>
           <w:sz w:val="33"/>
           <w:szCs w:val="33"/>
-          <w:lang w:eastAsia="ru-RU"/>
+          <w:lang w:val="en-US" w:eastAsia="ru-RU"/>
         </w:rPr>
       </w:pPr>
       <w:r>
@@ -34548,9 +34454,69 @@
           <w:color w:val="0F1115"/>
           <w:sz w:val="33"/>
           <w:szCs w:val="33"/>
-          <w:lang w:eastAsia="ru-RU"/>
-        </w:rPr>
-        <w:t>7.6. Списки и словари</w:t>
+          <w:lang w:val="en-US" w:eastAsia="ru-RU"/>
+        </w:rPr>
+        <w:t xml:space="preserve">7.6. </w:t>
+      </w:r>
+      <w:r>
+        <w:rPr>
+          <w:rFonts w:ascii="Segoe UI" w:eastAsia="Times New Roman" w:hAnsi="Segoe UI" w:cs="Segoe UI"/>
+          <w:b/>
+          <w:bCs/>
+          <w:color w:val="0F1115"/>
+          <w:sz w:val="33"/>
+          <w:szCs w:val="33"/>
+          <w:lang w:eastAsia="ru-RU"/>
+        </w:rPr>
+        <w:t>Списки</w:t>
+      </w:r>
+      <w:r>
+        <w:rPr>
+          <w:rFonts w:ascii="Segoe UI" w:eastAsia="Times New Roman" w:hAnsi="Segoe UI" w:cs="Segoe UI"/>
+          <w:b/>
+          <w:bCs/>
+          <w:color w:val="0F1115"/>
+          <w:sz w:val="33"/>
+          <w:szCs w:val="33"/>
+          <w:lang w:val="en-US" w:eastAsia="ru-RU"/>
+        </w:rPr>
+        <w:t xml:space="preserve"> </w:t>
+      </w:r>
+      <w:r>
+        <w:rPr>
+          <w:rFonts w:ascii="Segoe UI" w:eastAsia="Times New Roman" w:hAnsi="Segoe UI" w:cs="Segoe UI"/>
+          <w:b/>
+          <w:bCs/>
+          <w:color w:val="0F1115"/>
+          <w:sz w:val="33"/>
+          <w:szCs w:val="33"/>
+          <w:lang w:eastAsia="ru-RU"/>
+        </w:rPr>
+        <w:t>и</w:t>
+      </w:r>
+      <w:r>
+        <w:rPr>
+          <w:rFonts w:ascii="Segoe UI" w:eastAsia="Times New Roman" w:hAnsi="Segoe UI" w:cs="Segoe UI"/>
+          <w:b/>
+          <w:bCs/>
+          <w:color w:val="0F1115"/>
+          <w:sz w:val="33"/>
+          <w:szCs w:val="33"/>
+          <w:lang w:val="en-US" w:eastAsia="ru-RU"/>
+        </w:rPr>
+        <w:t xml:space="preserve"> </w:t>
+      </w:r>
+      <w:r>
+        <w:rPr>
+          <w:rFonts w:ascii="Segoe UI" w:eastAsia="Times New Roman" w:hAnsi="Segoe UI" w:cs="Segoe UI"/>
+          <w:b/>
+          <w:bCs/>
+          <w:color w:val="0F1115"/>
+          <w:sz w:val="33"/>
+          <w:szCs w:val="33"/>
+          <w:lang w:eastAsia="ru-RU"/>
+        </w:rPr>
+        <w:t>словари</w:t>
       </w:r>
     </w:p>
     <w:p>
@@ -37635,7 +37601,7 @@
           <w:color w:val="0F1115"/>
           <w:sz w:val="30"/>
           <w:szCs w:val="30"/>
-          <w:lang w:eastAsia="ru-RU"/>
+          <w:lang w:val="en-US" w:eastAsia="ru-RU"/>
         </w:rPr>
       </w:pPr>
       <w:r>
@@ -37660,21 +37626,19 @@
           <w:color w:val="0F1115"/>
           <w:sz w:val="20"/>
           <w:szCs w:val="20"/>
-          <w:lang w:eastAsia="ru-RU"/>
-        </w:rPr>
-      </w:pPr>
-      <w:proofErr w:type="spellStart"/>
+          <w:lang w:val="en-US" w:eastAsia="ru-RU"/>
+        </w:rPr>
+      </w:pPr>
       <w:r>
         <w:rPr>
           <w:rFonts w:ascii="Consolas" w:eastAsia="Times New Roman" w:hAnsi="Consolas" w:cs="Segoe UI"/>
           <w:color w:val="0F1115"/>
           <w:sz w:val="18"/>
           <w:szCs w:val="18"/>
-          <w:lang w:eastAsia="ru-RU"/>
+          <w:lang w:val="en-US" w:eastAsia="ru-RU"/>
         </w:rPr>
         <w:t>text</w:t>
       </w:r>
-      <w:proofErr w:type="spellEnd"/>
     </w:p>
     <w:p>
       <w:pPr>
@@ -37703,30 +37667,18 @@
           <w:color w:val="0F1115"/>
           <w:sz w:val="20"/>
           <w:szCs w:val="20"/>
-          <w:lang w:eastAsia="ru-RU"/>
-        </w:rPr>
-      </w:pPr>
-      <w:proofErr w:type="spellStart"/>
-      <w:r>
-        <w:rPr>
-          <w:rFonts w:ascii="Consolas" w:eastAsia="Times New Roman" w:hAnsi="Consolas" w:cs="Courier New"/>
-          <w:color w:val="0F1115"/>
-          <w:sz w:val="20"/>
-          <w:szCs w:val="20"/>
-          <w:lang w:eastAsia="ru-RU"/>
-        </w:rPr>
-        <w:t>python</w:t>
-      </w:r>
-      <w:proofErr w:type="spellEnd"/>
-      <w:r>
-        <w:rPr>
-          <w:rFonts w:ascii="Consolas" w:eastAsia="Times New Roman" w:hAnsi="Consolas" w:cs="Courier New"/>
-          <w:color w:val="0F1115"/>
-          <w:sz w:val="20"/>
-          <w:szCs w:val="20"/>
-          <w:lang w:eastAsia="ru-RU"/>
-        </w:rPr>
-        <w:t xml:space="preserve"> task_01_discount.py</w:t>
+          <w:lang w:val="en-US" w:eastAsia="ru-RU"/>
+        </w:rPr>
+      </w:pPr>
+      <w:r>
+        <w:rPr>
+          <w:rFonts w:ascii="Consolas" w:eastAsia="Times New Roman" w:hAnsi="Consolas" w:cs="Courier New"/>
+          <w:color w:val="0F1115"/>
+          <w:sz w:val="20"/>
+          <w:szCs w:val="20"/>
+          <w:lang w:val="en-US" w:eastAsia="ru-RU"/>
+        </w:rPr>
+        <w:t>python task_01_discount.py</w:t>
       </w:r>
     </w:p>
     <w:p>
@@ -37755,7 +37707,7 @@
           <w:b/>
           <w:bCs/>
           <w:color w:val="0F1115"/>
-          <w:lang w:eastAsia="ru-RU"/>
+          <w:lang w:val="en-US" w:eastAsia="ru-RU"/>
         </w:rPr>
         <w:t>:</w:t>
       </w:r>
@@ -37813,80 +37765,16 @@
         <w:rPr>
           <w:rFonts w:ascii="Segoe UI" w:eastAsia="Times New Roman" w:hAnsi="Segoe UI" w:cs="Segoe UI"/>
           <w:color w:val="0F1115"/>
-          <w:lang w:val="en-US" w:eastAsia="ru-RU"/>
-        </w:rPr>
-      </w:pPr>
-      <w:proofErr w:type="spellStart"/>
-      <w:r>
-        <w:rPr>
-          <w:rFonts w:ascii="Segoe UI" w:eastAsia="Times New Roman" w:hAnsi="Segoe UI" w:cs="Segoe UI"/>
-          <w:color w:val="0F1115"/>
-          <w:lang w:val="en-US" w:eastAsia="ru-RU"/>
-        </w:rPr>
-        <w:t>Цена</w:t>
-      </w:r>
-      <w:proofErr w:type="spellEnd"/>
-      <w:r>
-        <w:rPr>
-          <w:rFonts w:ascii="Segoe UI" w:eastAsia="Times New Roman" w:hAnsi="Segoe UI" w:cs="Segoe UI"/>
-          <w:color w:val="0F1115"/>
-          <w:lang w:val="en-US" w:eastAsia="ru-RU"/>
-        </w:rPr>
-        <w:t xml:space="preserve"> </w:t>
-      </w:r>
-      <w:proofErr w:type="spellStart"/>
-      <w:r>
-        <w:rPr>
-          <w:rFonts w:ascii="Segoe UI" w:eastAsia="Times New Roman" w:hAnsi="Segoe UI" w:cs="Segoe UI"/>
-          <w:color w:val="0F1115"/>
-          <w:lang w:val="en-US" w:eastAsia="ru-RU"/>
-        </w:rPr>
-        <w:t>со</w:t>
-      </w:r>
-      <w:proofErr w:type="spellEnd"/>
-      <w:r>
-        <w:rPr>
-          <w:rFonts w:ascii="Segoe UI" w:eastAsia="Times New Roman" w:hAnsi="Segoe UI" w:cs="Segoe UI"/>
-          <w:color w:val="0F1115"/>
-          <w:lang w:val="en-US" w:eastAsia="ru-RU"/>
-        </w:rPr>
-        <w:t xml:space="preserve"> </w:t>
-      </w:r>
-      <w:proofErr w:type="spellStart"/>
-      <w:r>
-        <w:rPr>
-          <w:rFonts w:ascii="Segoe UI" w:eastAsia="Times New Roman" w:hAnsi="Segoe UI" w:cs="Segoe UI"/>
-          <w:color w:val="0F1115"/>
-          <w:lang w:val="en-US" w:eastAsia="ru-RU"/>
-        </w:rPr>
-        <w:t>скидкой</w:t>
-      </w:r>
-      <w:proofErr w:type="spellEnd"/>
-      <w:r>
-        <w:rPr>
-          <w:rFonts w:ascii="Segoe UI" w:eastAsia="Times New Roman" w:hAnsi="Segoe UI" w:cs="Segoe UI"/>
-          <w:color w:val="0F1115"/>
-          <w:lang w:val="en-US" w:eastAsia="ru-RU"/>
-        </w:rPr>
-        <w:t xml:space="preserve">: 4000.00 </w:t>
-      </w:r>
-      <w:proofErr w:type="spellStart"/>
-      <w:r>
-        <w:rPr>
-          <w:rFonts w:ascii="Segoe UI" w:eastAsia="Times New Roman" w:hAnsi="Segoe UI" w:cs="Segoe UI"/>
-          <w:color w:val="0F1115"/>
-          <w:lang w:val="en-US" w:eastAsia="ru-RU"/>
-        </w:rPr>
-        <w:t>руб</w:t>
-      </w:r>
-      <w:proofErr w:type="spellEnd"/>
-      <w:r>
-        <w:rPr>
-          <w:rFonts w:ascii="Segoe UI" w:eastAsia="Times New Roman" w:hAnsi="Segoe UI" w:cs="Segoe UI"/>
-          <w:color w:val="0F1115"/>
-          <w:lang w:val="en-US" w:eastAsia="ru-RU"/>
-        </w:rPr>
-        <w:t>.</w:t>
+          <w:lang w:eastAsia="ru-RU"/>
+        </w:rPr>
+      </w:pPr>
+      <w:r>
+        <w:rPr>
+          <w:rFonts w:ascii="Segoe UI" w:eastAsia="Times New Roman" w:hAnsi="Segoe UI" w:cs="Segoe UI"/>
+          <w:color w:val="0F1115"/>
+          <w:lang w:eastAsia="ru-RU"/>
+        </w:rPr>
+        <w:t>Цена со скидкой: 4000.00 руб.</w:t>
       </w:r>
     </w:p>
     <w:p>
